--- a/docs/assets/attachments/modules/13.-logistic-regression-basics/13-logistic-regression.docx
+++ b/docs/assets/attachments/modules/13.-logistic-regression-basics/13-logistic-regression.docx
@@ -1,6 +1,6 @@
 
 <file path=word/document.xml><?xml version="1.0" encoding="utf-8"?>
-<w:document xmlns:wpc="http://schemas.microsoft.com/office/word/2010/wordprocessingCanvas" xmlns:cx="http://schemas.microsoft.com/office/drawing/2014/chartex" xmlns:cx1="http://schemas.microsoft.com/office/drawing/2015/9/8/chartex" xmlns:cx2="http://schemas.microsoft.com/office/drawing/2015/10/21/chartex" xmlns:cx3="http://schemas.microsoft.com/office/drawing/2016/5/9/chartex" xmlns:cx4="http://schemas.microsoft.com/office/drawing/2016/5/10/chartex" xmlns:cx5="http://schemas.microsoft.com/office/drawing/2016/5/11/chartex" xmlns:cx6="http://schemas.microsoft.com/office/drawing/2016/5/12/chartex" xmlns:cx7="http://schemas.microsoft.com/office/drawing/2016/5/13/chartex" xmlns:cx8="http://schemas.microsoft.com/office/drawing/2016/5/14/chartex" xmlns:mc="http://schemas.openxmlformats.org/markup-compatibility/2006" xmlns:aink="http://schemas.microsoft.com/office/drawing/2016/ink" xmlns:am3d="http://schemas.microsoft.com/office/drawing/2017/model3d" xmlns:o="urn:schemas-microsoft-com:office:office" xmlns:oel="http://schemas.microsoft.com/office/2019/extlst" xmlns:r="http://schemas.openxmlformats.org/officeDocument/2006/relationships" xmlns:m="http://schemas.openxmlformats.org/officeDocument/2006/math" xmlns:v="urn:schemas-microsoft-com:vml" xmlns:wp14="http://schemas.microsoft.com/office/word/2010/wordprocessingDrawing" xmlns:wp="http://schemas.openxmlformats.org/drawingml/2006/wordprocessingDrawing" xmlns:w10="urn:schemas-microsoft-com:office:word" xmlns:w="http://schemas.openxmlformats.org/wordprocessingml/2006/main" xmlns:w14="http://schemas.microsoft.com/office/word/2010/wordml" xmlns:w15="http://schemas.microsoft.com/office/word/2012/wordml" xmlns:w16cex="http://schemas.microsoft.com/office/word/2018/wordml/cex" xmlns:w16cid="http://schemas.microsoft.com/office/word/2016/wordml/cid" xmlns:w16="http://schemas.microsoft.com/office/word/2018/wordml" xmlns:w16du="http://schemas.microsoft.com/office/word/2023/wordml/word16du" xmlns:w16sdtdh="http://schemas.microsoft.com/office/word/2020/wordml/sdtdatahash" xmlns:w16sdtfl="http://schemas.microsoft.com/office/word/2024/wordml/sdtformatlock" xmlns:w16se="http://schemas.microsoft.com/office/word/2015/wordml/symex" xmlns:wpg="http://schemas.microsoft.com/office/word/2010/wordprocessingGroup" xmlns:wpi="http://schemas.microsoft.com/office/word/2010/wordprocessingInk" xmlns:wne="http://schemas.microsoft.com/office/word/2006/wordml" xmlns:wps="http://schemas.microsoft.com/office/word/2010/wordprocessingShape" mc:Ignorable="w14 w15 w16se w16cid w16 w16cex w16sdtdh w16sdtfl w16du wp14">
+<w:document xmlns:wpc="http://schemas.microsoft.com/office/word/2010/wordprocessingCanvas" xmlns:cx="http://schemas.microsoft.com/office/drawing/2014/chartex" xmlns:cx1="http://schemas.microsoft.com/office/drawing/2015/9/8/chartex" xmlns:cx2="http://schemas.microsoft.com/office/drawing/2015/10/21/chartex" xmlns:cx3="http://schemas.microsoft.com/office/drawing/2016/5/9/chartex" xmlns:cx4="http://schemas.microsoft.com/office/drawing/2016/5/10/chartex" xmlns:cx5="http://schemas.microsoft.com/office/drawing/2016/5/11/chartex" xmlns:cx6="http://schemas.microsoft.com/office/drawing/2016/5/12/chartex" xmlns:cx7="http://schemas.microsoft.com/office/drawing/2016/5/13/chartex" xmlns:cx8="http://schemas.microsoft.com/office/drawing/2016/5/14/chartex" xmlns:mc="http://schemas.openxmlformats.org/markup-compatibility/2006" xmlns:m="http://schemas.openxmlformats.org/officeDocument/2006/math" xmlns:aink="http://schemas.microsoft.com/office/drawing/2016/ink" xmlns:am3d="http://schemas.microsoft.com/office/drawing/2017/model3d" xmlns:oel="http://schemas.microsoft.com/office/2019/extlst" xmlns:r="http://schemas.openxmlformats.org/officeDocument/2006/relationships" xmlns:wp14="http://schemas.microsoft.com/office/word/2010/wordprocessingDrawing" xmlns:wp="http://schemas.openxmlformats.org/drawingml/2006/wordprocessingDrawing" xmlns:wpg="http://schemas.microsoft.com/office/word/2010/wordprocessingGroup" xmlns:wpi="http://schemas.microsoft.com/office/word/2010/wordprocessingInk" xmlns:wps="http://schemas.microsoft.com/office/word/2010/wordprocessingShape" xmlns:o="urn:schemas-microsoft-com:office:office" xmlns:v="urn:schemas-microsoft-com:vml" xmlns:w10="urn:schemas-microsoft-com:office:word" xmlns:w="http://schemas.openxmlformats.org/wordprocessingml/2006/main" xmlns:w14="http://schemas.microsoft.com/office/word/2010/wordml" xmlns:w15="http://schemas.microsoft.com/office/word/2012/wordml" xmlns:w16cex="http://schemas.microsoft.com/office/word/2018/wordml/cex" xmlns:w16cid="http://schemas.microsoft.com/office/word/2016/wordml/cid" xmlns:w16="http://schemas.microsoft.com/office/word/2018/wordml" xmlns:w16sdtdh="http://schemas.microsoft.com/office/word/2020/wordml/sdtdatahash" xmlns:w16sdtfl="http://schemas.microsoft.com/office/word/2024/wordml/sdtformatlock" xmlns:w16se="http://schemas.microsoft.com/office/word/2015/wordml/symex" xmlns:w16du="http://schemas.microsoft.com/office/word/2023/wordml/word16du" xmlns:wne="http://schemas.microsoft.com/office/word/2006/wordml" mc:Ignorable="w14 w15 w16se w16cid w16 w16cex w16sdtdh w16sdtfl w16du wp14">
   <w:body>
     <w:p>
       <w:pPr>
@@ -20,10 +20,7 @@
     </w:p>
     <w:p>
       <w:r>
-        <w:t xml:space="preserve">In this assignment, you will be creating dummy variables and adding them </w:t>
-      </w:r>
-      <w:r>
-        <w:t>to a logistic regression model.</w:t>
+        <w:t>In this assignment, you will be creating dummy variables and adding them to a logistic regression model.</w:t>
       </w:r>
     </w:p>
     <w:p>
@@ -1095,10 +1092,7 @@
       </w:pPr>
       <w:bookmarkStart w:id="4" w:name="_Hlk229543251"/>
       <w:r>
-        <w:t>Merge “</w:t>
-      </w:r>
-      <w:r>
-        <w:t xml:space="preserve">very </w:t>
+        <w:t xml:space="preserve">Merge “very </w:t>
       </w:r>
       <w:bookmarkStart w:id="5" w:name="_Hlk229552508"/>
       <w:r>
@@ -1109,13 +1103,7 @@
       </w:r>
       <w:bookmarkEnd w:id="5"/>
       <w:r>
-        <w:t>”</w:t>
-      </w:r>
-      <w:r>
-        <w:t xml:space="preserve"> and “</w:t>
-      </w:r>
-      <w:r>
-        <w:t xml:space="preserve">moderately </w:t>
+        <w:t xml:space="preserve">” and “moderately </w:t>
       </w:r>
       <w:r>
         <w:rPr>
@@ -1194,20 +1182,14 @@
         </w:numPr>
         <w:ind w:left="1800"/>
       </w:pPr>
-      <w:bookmarkStart w:id="7" w:name="_Hlk229543404"/>
-      <w:bookmarkStart w:id="8" w:name="_Hlk229552595"/>
+      <w:bookmarkStart w:id="7" w:name="_Hlk229552595"/>
+      <w:bookmarkStart w:id="8" w:name="_Hlk229543404"/>
       <w:r>
         <w:t xml:space="preserve">Merge </w:t>
       </w:r>
-      <w:bookmarkEnd w:id="8"/>
+      <w:bookmarkEnd w:id="7"/>
       <w:r>
-        <w:t>“</w:t>
-      </w:r>
-      <w:r>
-        <w:t>slightly</w:t>
-      </w:r>
-      <w:r>
-        <w:t xml:space="preserve"> </w:t>
+        <w:t xml:space="preserve">“slightly </w:t>
       </w:r>
       <w:r>
         <w:rPr>
@@ -1216,13 +1198,7 @@
         <w:t>spiritual</w:t>
       </w:r>
       <w:r>
-        <w:t>” and “</w:t>
-      </w:r>
-      <w:r>
-        <w:t>not</w:t>
-      </w:r>
-      <w:r>
-        <w:t xml:space="preserve"> </w:t>
+        <w:t xml:space="preserve">” and “not </w:t>
       </w:r>
       <w:r>
         <w:rPr>
@@ -1234,13 +1210,10 @@
         <w:t xml:space="preserve"> at</w:t>
       </w:r>
       <w:r>
-        <w:t xml:space="preserve"> all</w:t>
-      </w:r>
-      <w:r>
-        <w:t>” values for this dummy variable</w:t>
+        <w:t xml:space="preserve"> all” values for this dummy variable</w:t>
       </w:r>
     </w:p>
-    <w:bookmarkEnd w:id="7"/>
+    <w:bookmarkEnd w:id="8"/>
     <w:p>
       <w:pPr>
         <w:pStyle w:val="ListParagraph"/>
@@ -1251,10 +1224,7 @@
         <w:ind w:left="1800"/>
       </w:pPr>
       <w:r>
-        <w:t xml:space="preserve">The variable label: Being </w:t>
-      </w:r>
-      <w:r>
-        <w:t xml:space="preserve">not </w:t>
+        <w:t xml:space="preserve">The variable label: Being not </w:t>
       </w:r>
       <w:r>
         <w:rPr>
@@ -1359,19 +1329,7 @@
               <w:rPr>
                 <w:iCs/>
               </w:rPr>
-              <w:t xml:space="preserve">dummy variable code for </w:t>
-            </w:r>
-            <w:r>
-              <w:rPr>
-                <w:iCs/>
-              </w:rPr>
-              <w:t>spiritual</w:t>
-            </w:r>
-            <w:r>
-              <w:rPr>
-                <w:iCs/>
-              </w:rPr>
-              <w:t xml:space="preserve"> here</w:t>
+              <w:t>dummy variable code for spiritual here</w:t>
             </w:r>
             <w:bookmarkEnd w:id="10"/>
           </w:p>
@@ -1446,13 +1404,7 @@
               <w:rPr>
                 <w:iCs/>
               </w:rPr>
-              <w:t>not</w:t>
-            </w:r>
-            <w:r>
-              <w:rPr>
-                <w:iCs/>
-              </w:rPr>
-              <w:t>spiritual</w:t>
+              <w:t>notspiritual</w:t>
             </w:r>
             <w:proofErr w:type="spellEnd"/>
             <w:r>
@@ -1481,21 +1433,7 @@
           <w:b/>
           <w:bCs/>
         </w:rPr>
-        <w:t xml:space="preserve">Create dummy variables for the </w:t>
-      </w:r>
-      <w:r>
-        <w:rPr>
-          <w:b/>
-          <w:bCs/>
-        </w:rPr>
-        <w:t>first factor</w:t>
-      </w:r>
-      <w:r>
-        <w:rPr>
-          <w:b/>
-          <w:bCs/>
-        </w:rPr>
-        <w:t xml:space="preserve"> variable</w:t>
+        <w:t>Create dummy variables for the first factor variable</w:t>
       </w:r>
     </w:p>
     <w:p>
@@ -1547,19 +1485,7 @@
         <w:ind w:left="1800"/>
       </w:pPr>
       <w:r>
-        <w:t>Merge “</w:t>
-      </w:r>
-      <w:r>
-        <w:t>married</w:t>
-      </w:r>
-      <w:r>
-        <w:t>”</w:t>
-      </w:r>
-      <w:r>
-        <w:t xml:space="preserve">, “widowed”, “divorced”, and “separated” value </w:t>
-      </w:r>
-      <w:r>
-        <w:t>for this dummy variable</w:t>
+        <w:t>Merge “married”, “widowed”, “divorced”, and “separated” value for this dummy variable</w:t>
       </w:r>
     </w:p>
     <w:p>
@@ -2023,13 +1949,7 @@
         <w:t xml:space="preserve">The variable label: </w:t>
       </w:r>
       <w:r>
-        <w:t xml:space="preserve">Having </w:t>
-      </w:r>
-      <w:r>
-        <w:t xml:space="preserve">no </w:t>
-      </w:r>
-      <w:r>
-        <w:t>confidence in organized religion</w:t>
+        <w:t>Having no confidence in organized religion</w:t>
       </w:r>
     </w:p>
     <w:tbl>
@@ -2273,19 +2193,16 @@
       <w:pPr>
         <w:pStyle w:val="ListParagraph"/>
       </w:pPr>
-      <w:bookmarkStart w:id="16" w:name="_Hlk229543791"/>
-      <w:bookmarkStart w:id="17" w:name="_Hlk229543795"/>
+      <w:bookmarkStart w:id="16" w:name="_Hlk229543795"/>
+      <w:bookmarkStart w:id="17" w:name="_Hlk229543791"/>
       <w:r>
-        <w:t>Factor</w:t>
+        <w:t xml:space="preserve">Factor </w:t>
       </w:r>
-      <w:r>
-        <w:t xml:space="preserve"> </w:t>
-      </w:r>
-      <w:bookmarkEnd w:id="17"/>
+      <w:bookmarkEnd w:id="16"/>
       <w:r>
         <w:t xml:space="preserve">variable 1: </w:t>
       </w:r>
-      <w:bookmarkEnd w:id="16"/>
+      <w:bookmarkEnd w:id="17"/>
       <w:r>
         <w:t>single</w:t>
       </w:r>
@@ -2571,16 +2488,36 @@
               <w:shd w:val="clear" w:color="auto" w:fill="FFFFFF"/>
               <w:spacing w:after="0" w:line="288" w:lineRule="auto"/>
               <w:ind w:left="-100"/>
+              <w:rPr>
+                <w:b/>
+                <w:bCs/>
+                <w:color w:val="000000"/>
+              </w:rPr>
             </w:pPr>
+            <w:bookmarkStart w:id="21" w:name="_Hlk243454003"/>
             <w:r>
               <w:rPr>
                 <w:b/>
+                <w:bCs/>
+                <w:color w:val="000000"/>
               </w:rPr>
-              <w:t>First paragraph</w:t>
+              <w:t>First paragraph: The significance levels</w:t>
             </w:r>
-            <w:r>
-              <w:t>:</w:t>
-            </w:r>
+          </w:p>
+          <w:p>
+            <w:pPr>
+              <w:pBdr>
+                <w:bottom w:val="none" w:sz="0" w:space="10" w:color="auto"/>
+              </w:pBdr>
+              <w:shd w:val="clear" w:color="auto" w:fill="FFFFFF"/>
+              <w:spacing w:after="0" w:line="288" w:lineRule="auto"/>
+              <w:ind w:left="-100"/>
+              <w:rPr>
+                <w:b/>
+                <w:bCs/>
+                <w:color w:val="000000"/>
+              </w:rPr>
+            </w:pPr>
           </w:p>
           <w:p>
             <w:pPr>
@@ -2603,16 +2540,35 @@
               <w:shd w:val="clear" w:color="auto" w:fill="FFFFFF"/>
               <w:spacing w:after="0" w:line="288" w:lineRule="auto"/>
               <w:ind w:left="-100"/>
+              <w:rPr>
+                <w:b/>
+                <w:bCs/>
+                <w:color w:val="000000"/>
+              </w:rPr>
             </w:pPr>
             <w:r>
               <w:rPr>
                 <w:b/>
+                <w:bCs/>
+                <w:color w:val="000000"/>
               </w:rPr>
-              <w:t>Second paragraph</w:t>
+              <w:t>Second paragraph: The explanation of odds ratios</w:t>
             </w:r>
-            <w:r>
-              <w:t>:</w:t>
-            </w:r>
+          </w:p>
+          <w:p>
+            <w:pPr>
+              <w:pBdr>
+                <w:bottom w:val="none" w:sz="0" w:space="10" w:color="auto"/>
+              </w:pBdr>
+              <w:shd w:val="clear" w:color="auto" w:fill="FFFFFF"/>
+              <w:spacing w:after="0" w:line="288" w:lineRule="auto"/>
+              <w:ind w:left="-100"/>
+              <w:rPr>
+                <w:b/>
+                <w:bCs/>
+                <w:color w:val="000000"/>
+              </w:rPr>
+            </w:pPr>
           </w:p>
           <w:p>
             <w:pPr>
@@ -2635,16 +2591,35 @@
               <w:shd w:val="clear" w:color="auto" w:fill="FFFFFF"/>
               <w:spacing w:after="0" w:line="288" w:lineRule="auto"/>
               <w:ind w:left="-100"/>
+              <w:rPr>
+                <w:b/>
+                <w:bCs/>
+                <w:color w:val="000000"/>
+              </w:rPr>
             </w:pPr>
             <w:r>
               <w:rPr>
                 <w:b/>
+                <w:bCs/>
+                <w:color w:val="000000"/>
               </w:rPr>
-              <w:t>Third paragraph</w:t>
+              <w:t>Third paragraph: The explanation of standardized odds ratios</w:t>
             </w:r>
-            <w:r>
-              <w:t>:</w:t>
-            </w:r>
+          </w:p>
+          <w:p>
+            <w:pPr>
+              <w:pBdr>
+                <w:bottom w:val="none" w:sz="0" w:space="10" w:color="auto"/>
+              </w:pBdr>
+              <w:shd w:val="clear" w:color="auto" w:fill="FFFFFF"/>
+              <w:spacing w:after="0" w:line="288" w:lineRule="auto"/>
+              <w:ind w:left="-100"/>
+              <w:rPr>
+                <w:b/>
+                <w:bCs/>
+                <w:color w:val="000000"/>
+              </w:rPr>
+            </w:pPr>
           </w:p>
           <w:p>
             <w:pPr>
@@ -2664,17 +2639,22 @@
               <w:shd w:val="clear" w:color="auto" w:fill="FFFFFF"/>
               <w:spacing w:after="0" w:line="288" w:lineRule="auto"/>
               <w:ind w:left="-100"/>
+              <w:rPr>
+                <w:b/>
+                <w:bCs/>
+                <w:color w:val="000000"/>
+              </w:rPr>
             </w:pPr>
             <w:r>
               <w:rPr>
                 <w:b/>
+                <w:bCs/>
+                <w:color w:val="000000"/>
               </w:rPr>
-              <w:t>Fourth paragraph</w:t>
-            </w:r>
-            <w:r>
-              <w:t>:</w:t>
+              <w:t>Fourth paragraph: The explanation of Tjur R-squared</w:t>
             </w:r>
           </w:p>
+          <w:bookmarkEnd w:id="21"/>
           <w:p>
             <w:pPr>
               <w:pBdr>
@@ -2702,7 +2682,7 @@
 </file>
 
 <file path=word/endnotes.xml><?xml version="1.0" encoding="utf-8"?>
-<w:endnotes xmlns:wpc="http://schemas.microsoft.com/office/word/2010/wordprocessingCanvas" xmlns:cx="http://schemas.microsoft.com/office/drawing/2014/chartex" xmlns:cx1="http://schemas.microsoft.com/office/drawing/2015/9/8/chartex" xmlns:cx2="http://schemas.microsoft.com/office/drawing/2015/10/21/chartex" xmlns:cx3="http://schemas.microsoft.com/office/drawing/2016/5/9/chartex" xmlns:cx4="http://schemas.microsoft.com/office/drawing/2016/5/10/chartex" xmlns:cx5="http://schemas.microsoft.com/office/drawing/2016/5/11/chartex" xmlns:cx6="http://schemas.microsoft.com/office/drawing/2016/5/12/chartex" xmlns:cx7="http://schemas.microsoft.com/office/drawing/2016/5/13/chartex" xmlns:cx8="http://schemas.microsoft.com/office/drawing/2016/5/14/chartex" xmlns:mc="http://schemas.openxmlformats.org/markup-compatibility/2006" xmlns:aink="http://schemas.microsoft.com/office/drawing/2016/ink" xmlns:am3d="http://schemas.microsoft.com/office/drawing/2017/model3d" xmlns:o="urn:schemas-microsoft-com:office:office" xmlns:oel="http://schemas.microsoft.com/office/2019/extlst" xmlns:r="http://schemas.openxmlformats.org/officeDocument/2006/relationships" xmlns:m="http://schemas.openxmlformats.org/officeDocument/2006/math" xmlns:v="urn:schemas-microsoft-com:vml" xmlns:wp14="http://schemas.microsoft.com/office/word/2010/wordprocessingDrawing" xmlns:wp="http://schemas.openxmlformats.org/drawingml/2006/wordprocessingDrawing" xmlns:w10="urn:schemas-microsoft-com:office:word" xmlns:w="http://schemas.openxmlformats.org/wordprocessingml/2006/main" xmlns:w14="http://schemas.microsoft.com/office/word/2010/wordml" xmlns:w15="http://schemas.microsoft.com/office/word/2012/wordml" xmlns:w16cex="http://schemas.microsoft.com/office/word/2018/wordml/cex" xmlns:w16cid="http://schemas.microsoft.com/office/word/2016/wordml/cid" xmlns:w16="http://schemas.microsoft.com/office/word/2018/wordml" xmlns:w16du="http://schemas.microsoft.com/office/word/2023/wordml/word16du" xmlns:w16sdtdh="http://schemas.microsoft.com/office/word/2020/wordml/sdtdatahash" xmlns:w16sdtfl="http://schemas.microsoft.com/office/word/2024/wordml/sdtformatlock" xmlns:w16se="http://schemas.microsoft.com/office/word/2015/wordml/symex" xmlns:wpg="http://schemas.microsoft.com/office/word/2010/wordprocessingGroup" xmlns:wpi="http://schemas.microsoft.com/office/word/2010/wordprocessingInk" xmlns:wne="http://schemas.microsoft.com/office/word/2006/wordml" xmlns:wps="http://schemas.microsoft.com/office/word/2010/wordprocessingShape" mc:Ignorable="w14 w15 w16se w16cid w16 w16cex w16sdtdh w16sdtfl w16du wp14">
+<w:endnotes xmlns:wpc="http://schemas.microsoft.com/office/word/2010/wordprocessingCanvas" xmlns:cx="http://schemas.microsoft.com/office/drawing/2014/chartex" xmlns:cx1="http://schemas.microsoft.com/office/drawing/2015/9/8/chartex" xmlns:cx2="http://schemas.microsoft.com/office/drawing/2015/10/21/chartex" xmlns:cx3="http://schemas.microsoft.com/office/drawing/2016/5/9/chartex" xmlns:cx4="http://schemas.microsoft.com/office/drawing/2016/5/10/chartex" xmlns:cx5="http://schemas.microsoft.com/office/drawing/2016/5/11/chartex" xmlns:cx6="http://schemas.microsoft.com/office/drawing/2016/5/12/chartex" xmlns:cx7="http://schemas.microsoft.com/office/drawing/2016/5/13/chartex" xmlns:cx8="http://schemas.microsoft.com/office/drawing/2016/5/14/chartex" xmlns:mc="http://schemas.openxmlformats.org/markup-compatibility/2006" xmlns:m="http://schemas.openxmlformats.org/officeDocument/2006/math" xmlns:aink="http://schemas.microsoft.com/office/drawing/2016/ink" xmlns:am3d="http://schemas.microsoft.com/office/drawing/2017/model3d" xmlns:oel="http://schemas.microsoft.com/office/2019/extlst" xmlns:r="http://schemas.openxmlformats.org/officeDocument/2006/relationships" xmlns:wp14="http://schemas.microsoft.com/office/word/2010/wordprocessingDrawing" xmlns:wp="http://schemas.openxmlformats.org/drawingml/2006/wordprocessingDrawing" xmlns:wpg="http://schemas.microsoft.com/office/word/2010/wordprocessingGroup" xmlns:wpi="http://schemas.microsoft.com/office/word/2010/wordprocessingInk" xmlns:wps="http://schemas.microsoft.com/office/word/2010/wordprocessingShape" xmlns:o="urn:schemas-microsoft-com:office:office" xmlns:v="urn:schemas-microsoft-com:vml" xmlns:w10="urn:schemas-microsoft-com:office:word" xmlns:w="http://schemas.openxmlformats.org/wordprocessingml/2006/main" xmlns:w14="http://schemas.microsoft.com/office/word/2010/wordml" xmlns:w15="http://schemas.microsoft.com/office/word/2012/wordml" xmlns:w16cex="http://schemas.microsoft.com/office/word/2018/wordml/cex" xmlns:w16cid="http://schemas.microsoft.com/office/word/2016/wordml/cid" xmlns:w16="http://schemas.microsoft.com/office/word/2018/wordml" xmlns:w16sdtdh="http://schemas.microsoft.com/office/word/2020/wordml/sdtdatahash" xmlns:w16sdtfl="http://schemas.microsoft.com/office/word/2024/wordml/sdtformatlock" xmlns:w16se="http://schemas.microsoft.com/office/word/2015/wordml/symex" xmlns:w16du="http://schemas.microsoft.com/office/word/2023/wordml/word16du" xmlns:wne="http://schemas.microsoft.com/office/word/2006/wordml" mc:Ignorable="w14 w15 w16se w16cid w16 w16cex w16sdtdh w16sdtfl w16du wp14">
   <w:endnote w:type="separator" w:id="-1">
     <w:p>
       <w:r>
@@ -2721,7 +2701,7 @@
 </file>
 
 <file path=word/footer1.xml><?xml version="1.0" encoding="utf-8"?>
-<w:ftr xmlns:wpc="http://schemas.microsoft.com/office/word/2010/wordprocessingCanvas" xmlns:cx="http://schemas.microsoft.com/office/drawing/2014/chartex" xmlns:cx1="http://schemas.microsoft.com/office/drawing/2015/9/8/chartex" xmlns:cx2="http://schemas.microsoft.com/office/drawing/2015/10/21/chartex" xmlns:cx3="http://schemas.microsoft.com/office/drawing/2016/5/9/chartex" xmlns:cx4="http://schemas.microsoft.com/office/drawing/2016/5/10/chartex" xmlns:cx5="http://schemas.microsoft.com/office/drawing/2016/5/11/chartex" xmlns:cx6="http://schemas.microsoft.com/office/drawing/2016/5/12/chartex" xmlns:cx7="http://schemas.microsoft.com/office/drawing/2016/5/13/chartex" xmlns:cx8="http://schemas.microsoft.com/office/drawing/2016/5/14/chartex" xmlns:mc="http://schemas.openxmlformats.org/markup-compatibility/2006" xmlns:aink="http://schemas.microsoft.com/office/drawing/2016/ink" xmlns:am3d="http://schemas.microsoft.com/office/drawing/2017/model3d" xmlns:o="urn:schemas-microsoft-com:office:office" xmlns:oel="http://schemas.microsoft.com/office/2019/extlst" xmlns:r="http://schemas.openxmlformats.org/officeDocument/2006/relationships" xmlns:m="http://schemas.openxmlformats.org/officeDocument/2006/math" xmlns:v="urn:schemas-microsoft-com:vml" xmlns:wp14="http://schemas.microsoft.com/office/word/2010/wordprocessingDrawing" xmlns:wp="http://schemas.openxmlformats.org/drawingml/2006/wordprocessingDrawing" xmlns:w10="urn:schemas-microsoft-com:office:word" xmlns:w="http://schemas.openxmlformats.org/wordprocessingml/2006/main" xmlns:w14="http://schemas.microsoft.com/office/word/2010/wordml" xmlns:w15="http://schemas.microsoft.com/office/word/2012/wordml" xmlns:w16cex="http://schemas.microsoft.com/office/word/2018/wordml/cex" xmlns:w16cid="http://schemas.microsoft.com/office/word/2016/wordml/cid" xmlns:w16="http://schemas.microsoft.com/office/word/2018/wordml" xmlns:w16du="http://schemas.microsoft.com/office/word/2023/wordml/word16du" xmlns:w16sdtdh="http://schemas.microsoft.com/office/word/2020/wordml/sdtdatahash" xmlns:w16sdtfl="http://schemas.microsoft.com/office/word/2024/wordml/sdtformatlock" xmlns:w16se="http://schemas.microsoft.com/office/word/2015/wordml/symex" xmlns:wpg="http://schemas.microsoft.com/office/word/2010/wordprocessingGroup" xmlns:wpi="http://schemas.microsoft.com/office/word/2010/wordprocessingInk" xmlns:wne="http://schemas.microsoft.com/office/word/2006/wordml" xmlns:wps="http://schemas.microsoft.com/office/word/2010/wordprocessingShape" mc:Ignorable="w14 w15 w16se w16cid w16 w16cex w16sdtdh w16sdtfl w16du wp14">
+<w:ftr xmlns:wpc="http://schemas.microsoft.com/office/word/2010/wordprocessingCanvas" xmlns:cx="http://schemas.microsoft.com/office/drawing/2014/chartex" xmlns:cx1="http://schemas.microsoft.com/office/drawing/2015/9/8/chartex" xmlns:cx2="http://schemas.microsoft.com/office/drawing/2015/10/21/chartex" xmlns:cx3="http://schemas.microsoft.com/office/drawing/2016/5/9/chartex" xmlns:cx4="http://schemas.microsoft.com/office/drawing/2016/5/10/chartex" xmlns:cx5="http://schemas.microsoft.com/office/drawing/2016/5/11/chartex" xmlns:cx6="http://schemas.microsoft.com/office/drawing/2016/5/12/chartex" xmlns:cx7="http://schemas.microsoft.com/office/drawing/2016/5/13/chartex" xmlns:cx8="http://schemas.microsoft.com/office/drawing/2016/5/14/chartex" xmlns:mc="http://schemas.openxmlformats.org/markup-compatibility/2006" xmlns:m="http://schemas.openxmlformats.org/officeDocument/2006/math" xmlns:aink="http://schemas.microsoft.com/office/drawing/2016/ink" xmlns:am3d="http://schemas.microsoft.com/office/drawing/2017/model3d" xmlns:oel="http://schemas.microsoft.com/office/2019/extlst" xmlns:r="http://schemas.openxmlformats.org/officeDocument/2006/relationships" xmlns:wp14="http://schemas.microsoft.com/office/word/2010/wordprocessingDrawing" xmlns:wp="http://schemas.openxmlformats.org/drawingml/2006/wordprocessingDrawing" xmlns:wpg="http://schemas.microsoft.com/office/word/2010/wordprocessingGroup" xmlns:wpi="http://schemas.microsoft.com/office/word/2010/wordprocessingInk" xmlns:wps="http://schemas.microsoft.com/office/word/2010/wordprocessingShape" xmlns:o="urn:schemas-microsoft-com:office:office" xmlns:v="urn:schemas-microsoft-com:vml" xmlns:w10="urn:schemas-microsoft-com:office:word" xmlns:w="http://schemas.openxmlformats.org/wordprocessingml/2006/main" xmlns:w14="http://schemas.microsoft.com/office/word/2010/wordml" xmlns:w15="http://schemas.microsoft.com/office/word/2012/wordml" xmlns:w16cex="http://schemas.microsoft.com/office/word/2018/wordml/cex" xmlns:w16cid="http://schemas.microsoft.com/office/word/2016/wordml/cid" xmlns:w16="http://schemas.microsoft.com/office/word/2018/wordml" xmlns:w16sdtdh="http://schemas.microsoft.com/office/word/2020/wordml/sdtdatahash" xmlns:w16sdtfl="http://schemas.microsoft.com/office/word/2024/wordml/sdtformatlock" xmlns:w16se="http://schemas.microsoft.com/office/word/2015/wordml/symex" xmlns:w16du="http://schemas.microsoft.com/office/word/2023/wordml/word16du" xmlns:wne="http://schemas.microsoft.com/office/word/2006/wordml" mc:Ignorable="w14 w15 w16se w16cid w16 w16cex w16sdtdh w16sdtfl w16du wp14">
   <w:sdt>
     <w:sdtPr>
       <w:rPr>
@@ -2779,7 +2759,7 @@
 </file>
 
 <file path=word/footer2.xml><?xml version="1.0" encoding="utf-8"?>
-<w:ftr xmlns:wpc="http://schemas.microsoft.com/office/word/2010/wordprocessingCanvas" xmlns:cx="http://schemas.microsoft.com/office/drawing/2014/chartex" xmlns:cx1="http://schemas.microsoft.com/office/drawing/2015/9/8/chartex" xmlns:cx2="http://schemas.microsoft.com/office/drawing/2015/10/21/chartex" xmlns:cx3="http://schemas.microsoft.com/office/drawing/2016/5/9/chartex" xmlns:cx4="http://schemas.microsoft.com/office/drawing/2016/5/10/chartex" xmlns:cx5="http://schemas.microsoft.com/office/drawing/2016/5/11/chartex" xmlns:cx6="http://schemas.microsoft.com/office/drawing/2016/5/12/chartex" xmlns:cx7="http://schemas.microsoft.com/office/drawing/2016/5/13/chartex" xmlns:cx8="http://schemas.microsoft.com/office/drawing/2016/5/14/chartex" xmlns:mc="http://schemas.openxmlformats.org/markup-compatibility/2006" xmlns:aink="http://schemas.microsoft.com/office/drawing/2016/ink" xmlns:am3d="http://schemas.microsoft.com/office/drawing/2017/model3d" xmlns:o="urn:schemas-microsoft-com:office:office" xmlns:oel="http://schemas.microsoft.com/office/2019/extlst" xmlns:r="http://schemas.openxmlformats.org/officeDocument/2006/relationships" xmlns:m="http://schemas.openxmlformats.org/officeDocument/2006/math" xmlns:v="urn:schemas-microsoft-com:vml" xmlns:wp14="http://schemas.microsoft.com/office/word/2010/wordprocessingDrawing" xmlns:wp="http://schemas.openxmlformats.org/drawingml/2006/wordprocessingDrawing" xmlns:w10="urn:schemas-microsoft-com:office:word" xmlns:w="http://schemas.openxmlformats.org/wordprocessingml/2006/main" xmlns:w14="http://schemas.microsoft.com/office/word/2010/wordml" xmlns:w15="http://schemas.microsoft.com/office/word/2012/wordml" xmlns:w16cex="http://schemas.microsoft.com/office/word/2018/wordml/cex" xmlns:w16cid="http://schemas.microsoft.com/office/word/2016/wordml/cid" xmlns:w16="http://schemas.microsoft.com/office/word/2018/wordml" xmlns:w16du="http://schemas.microsoft.com/office/word/2023/wordml/word16du" xmlns:w16sdtdh="http://schemas.microsoft.com/office/word/2020/wordml/sdtdatahash" xmlns:w16sdtfl="http://schemas.microsoft.com/office/word/2024/wordml/sdtformatlock" xmlns:w16se="http://schemas.microsoft.com/office/word/2015/wordml/symex" xmlns:wpg="http://schemas.microsoft.com/office/word/2010/wordprocessingGroup" xmlns:wpi="http://schemas.microsoft.com/office/word/2010/wordprocessingInk" xmlns:wne="http://schemas.microsoft.com/office/word/2006/wordml" xmlns:wps="http://schemas.microsoft.com/office/word/2010/wordprocessingShape" mc:Ignorable="w14 w15 w16se w16cid w16 w16cex w16sdtdh w16sdtfl w16du wp14">
+<w:ftr xmlns:wpc="http://schemas.microsoft.com/office/word/2010/wordprocessingCanvas" xmlns:cx="http://schemas.microsoft.com/office/drawing/2014/chartex" xmlns:cx1="http://schemas.microsoft.com/office/drawing/2015/9/8/chartex" xmlns:cx2="http://schemas.microsoft.com/office/drawing/2015/10/21/chartex" xmlns:cx3="http://schemas.microsoft.com/office/drawing/2016/5/9/chartex" xmlns:cx4="http://schemas.microsoft.com/office/drawing/2016/5/10/chartex" xmlns:cx5="http://schemas.microsoft.com/office/drawing/2016/5/11/chartex" xmlns:cx6="http://schemas.microsoft.com/office/drawing/2016/5/12/chartex" xmlns:cx7="http://schemas.microsoft.com/office/drawing/2016/5/13/chartex" xmlns:cx8="http://schemas.microsoft.com/office/drawing/2016/5/14/chartex" xmlns:mc="http://schemas.openxmlformats.org/markup-compatibility/2006" xmlns:m="http://schemas.openxmlformats.org/officeDocument/2006/math" xmlns:aink="http://schemas.microsoft.com/office/drawing/2016/ink" xmlns:am3d="http://schemas.microsoft.com/office/drawing/2017/model3d" xmlns:oel="http://schemas.microsoft.com/office/2019/extlst" xmlns:r="http://schemas.openxmlformats.org/officeDocument/2006/relationships" xmlns:wp14="http://schemas.microsoft.com/office/word/2010/wordprocessingDrawing" xmlns:wp="http://schemas.openxmlformats.org/drawingml/2006/wordprocessingDrawing" xmlns:wpg="http://schemas.microsoft.com/office/word/2010/wordprocessingGroup" xmlns:wpi="http://schemas.microsoft.com/office/word/2010/wordprocessingInk" xmlns:wps="http://schemas.microsoft.com/office/word/2010/wordprocessingShape" xmlns:o="urn:schemas-microsoft-com:office:office" xmlns:v="urn:schemas-microsoft-com:vml" xmlns:w10="urn:schemas-microsoft-com:office:word" xmlns:w="http://schemas.openxmlformats.org/wordprocessingml/2006/main" xmlns:w14="http://schemas.microsoft.com/office/word/2010/wordml" xmlns:w15="http://schemas.microsoft.com/office/word/2012/wordml" xmlns:w16cex="http://schemas.microsoft.com/office/word/2018/wordml/cex" xmlns:w16cid="http://schemas.microsoft.com/office/word/2016/wordml/cid" xmlns:w16="http://schemas.microsoft.com/office/word/2018/wordml" xmlns:w16sdtdh="http://schemas.microsoft.com/office/word/2020/wordml/sdtdatahash" xmlns:w16sdtfl="http://schemas.microsoft.com/office/word/2024/wordml/sdtformatlock" xmlns:w16se="http://schemas.microsoft.com/office/word/2015/wordml/symex" xmlns:w16du="http://schemas.microsoft.com/office/word/2023/wordml/word16du" xmlns:wne="http://schemas.microsoft.com/office/word/2006/wordml" mc:Ignorable="w14 w15 w16se w16cid w16 w16cex w16sdtdh w16sdtfl w16du wp14">
   <w:sdt>
     <w:sdtPr>
       <w:rPr>
@@ -2844,7 +2824,7 @@
 </file>
 
 <file path=word/footnotes.xml><?xml version="1.0" encoding="utf-8"?>
-<w:footnotes xmlns:wpc="http://schemas.microsoft.com/office/word/2010/wordprocessingCanvas" xmlns:cx="http://schemas.microsoft.com/office/drawing/2014/chartex" xmlns:cx1="http://schemas.microsoft.com/office/drawing/2015/9/8/chartex" xmlns:cx2="http://schemas.microsoft.com/office/drawing/2015/10/21/chartex" xmlns:cx3="http://schemas.microsoft.com/office/drawing/2016/5/9/chartex" xmlns:cx4="http://schemas.microsoft.com/office/drawing/2016/5/10/chartex" xmlns:cx5="http://schemas.microsoft.com/office/drawing/2016/5/11/chartex" xmlns:cx6="http://schemas.microsoft.com/office/drawing/2016/5/12/chartex" xmlns:cx7="http://schemas.microsoft.com/office/drawing/2016/5/13/chartex" xmlns:cx8="http://schemas.microsoft.com/office/drawing/2016/5/14/chartex" xmlns:mc="http://schemas.openxmlformats.org/markup-compatibility/2006" xmlns:aink="http://schemas.microsoft.com/office/drawing/2016/ink" xmlns:am3d="http://schemas.microsoft.com/office/drawing/2017/model3d" xmlns:o="urn:schemas-microsoft-com:office:office" xmlns:oel="http://schemas.microsoft.com/office/2019/extlst" xmlns:r="http://schemas.openxmlformats.org/officeDocument/2006/relationships" xmlns:m="http://schemas.openxmlformats.org/officeDocument/2006/math" xmlns:v="urn:schemas-microsoft-com:vml" xmlns:wp14="http://schemas.microsoft.com/office/word/2010/wordprocessingDrawing" xmlns:wp="http://schemas.openxmlformats.org/drawingml/2006/wordprocessingDrawing" xmlns:w10="urn:schemas-microsoft-com:office:word" xmlns:w="http://schemas.openxmlformats.org/wordprocessingml/2006/main" xmlns:w14="http://schemas.microsoft.com/office/word/2010/wordml" xmlns:w15="http://schemas.microsoft.com/office/word/2012/wordml" xmlns:w16cex="http://schemas.microsoft.com/office/word/2018/wordml/cex" xmlns:w16cid="http://schemas.microsoft.com/office/word/2016/wordml/cid" xmlns:w16="http://schemas.microsoft.com/office/word/2018/wordml" xmlns:w16du="http://schemas.microsoft.com/office/word/2023/wordml/word16du" xmlns:w16sdtdh="http://schemas.microsoft.com/office/word/2020/wordml/sdtdatahash" xmlns:w16sdtfl="http://schemas.microsoft.com/office/word/2024/wordml/sdtformatlock" xmlns:w16se="http://schemas.microsoft.com/office/word/2015/wordml/symex" xmlns:wpg="http://schemas.microsoft.com/office/word/2010/wordprocessingGroup" xmlns:wpi="http://schemas.microsoft.com/office/word/2010/wordprocessingInk" xmlns:wne="http://schemas.microsoft.com/office/word/2006/wordml" xmlns:wps="http://schemas.microsoft.com/office/word/2010/wordprocessingShape" mc:Ignorable="w14 w15 w16se w16cid w16 w16cex w16sdtdh w16sdtfl w16du wp14">
+<w:footnotes xmlns:wpc="http://schemas.microsoft.com/office/word/2010/wordprocessingCanvas" xmlns:cx="http://schemas.microsoft.com/office/drawing/2014/chartex" xmlns:cx1="http://schemas.microsoft.com/office/drawing/2015/9/8/chartex" xmlns:cx2="http://schemas.microsoft.com/office/drawing/2015/10/21/chartex" xmlns:cx3="http://schemas.microsoft.com/office/drawing/2016/5/9/chartex" xmlns:cx4="http://schemas.microsoft.com/office/drawing/2016/5/10/chartex" xmlns:cx5="http://schemas.microsoft.com/office/drawing/2016/5/11/chartex" xmlns:cx6="http://schemas.microsoft.com/office/drawing/2016/5/12/chartex" xmlns:cx7="http://schemas.microsoft.com/office/drawing/2016/5/13/chartex" xmlns:cx8="http://schemas.microsoft.com/office/drawing/2016/5/14/chartex" xmlns:mc="http://schemas.openxmlformats.org/markup-compatibility/2006" xmlns:m="http://schemas.openxmlformats.org/officeDocument/2006/math" xmlns:aink="http://schemas.microsoft.com/office/drawing/2016/ink" xmlns:am3d="http://schemas.microsoft.com/office/drawing/2017/model3d" xmlns:oel="http://schemas.microsoft.com/office/2019/extlst" xmlns:r="http://schemas.openxmlformats.org/officeDocument/2006/relationships" xmlns:wp14="http://schemas.microsoft.com/office/word/2010/wordprocessingDrawing" xmlns:wp="http://schemas.openxmlformats.org/drawingml/2006/wordprocessingDrawing" xmlns:wpg="http://schemas.microsoft.com/office/word/2010/wordprocessingGroup" xmlns:wpi="http://schemas.microsoft.com/office/word/2010/wordprocessingInk" xmlns:wps="http://schemas.microsoft.com/office/word/2010/wordprocessingShape" xmlns:o="urn:schemas-microsoft-com:office:office" xmlns:v="urn:schemas-microsoft-com:vml" xmlns:w10="urn:schemas-microsoft-com:office:word" xmlns:w="http://schemas.openxmlformats.org/wordprocessingml/2006/main" xmlns:w14="http://schemas.microsoft.com/office/word/2010/wordml" xmlns:w15="http://schemas.microsoft.com/office/word/2012/wordml" xmlns:w16cex="http://schemas.microsoft.com/office/word/2018/wordml/cex" xmlns:w16cid="http://schemas.microsoft.com/office/word/2016/wordml/cid" xmlns:w16="http://schemas.microsoft.com/office/word/2018/wordml" xmlns:w16sdtdh="http://schemas.microsoft.com/office/word/2020/wordml/sdtdatahash" xmlns:w16sdtfl="http://schemas.microsoft.com/office/word/2024/wordml/sdtformatlock" xmlns:w16se="http://schemas.microsoft.com/office/word/2015/wordml/symex" xmlns:w16du="http://schemas.microsoft.com/office/word/2023/wordml/word16du" xmlns:wne="http://schemas.microsoft.com/office/word/2006/wordml" mc:Ignorable="w14 w15 w16se w16cid w16 w16cex w16sdtdh w16sdtfl w16du wp14">
   <w:footnote w:type="separator" w:id="-1">
     <w:p>
       <w:r>
@@ -2863,7 +2843,7 @@
 </file>
 
 <file path=word/header1.xml><?xml version="1.0" encoding="utf-8"?>
-<w:hdr xmlns:wpc="http://schemas.microsoft.com/office/word/2010/wordprocessingCanvas" xmlns:cx="http://schemas.microsoft.com/office/drawing/2014/chartex" xmlns:cx1="http://schemas.microsoft.com/office/drawing/2015/9/8/chartex" xmlns:cx2="http://schemas.microsoft.com/office/drawing/2015/10/21/chartex" xmlns:cx3="http://schemas.microsoft.com/office/drawing/2016/5/9/chartex" xmlns:cx4="http://schemas.microsoft.com/office/drawing/2016/5/10/chartex" xmlns:cx5="http://schemas.microsoft.com/office/drawing/2016/5/11/chartex" xmlns:cx6="http://schemas.microsoft.com/office/drawing/2016/5/12/chartex" xmlns:cx7="http://schemas.microsoft.com/office/drawing/2016/5/13/chartex" xmlns:cx8="http://schemas.microsoft.com/office/drawing/2016/5/14/chartex" xmlns:mc="http://schemas.openxmlformats.org/markup-compatibility/2006" xmlns:aink="http://schemas.microsoft.com/office/drawing/2016/ink" xmlns:am3d="http://schemas.microsoft.com/office/drawing/2017/model3d" xmlns:o="urn:schemas-microsoft-com:office:office" xmlns:oel="http://schemas.microsoft.com/office/2019/extlst" xmlns:r="http://schemas.openxmlformats.org/officeDocument/2006/relationships" xmlns:m="http://schemas.openxmlformats.org/officeDocument/2006/math" xmlns:v="urn:schemas-microsoft-com:vml" xmlns:wp14="http://schemas.microsoft.com/office/word/2010/wordprocessingDrawing" xmlns:wp="http://schemas.openxmlformats.org/drawingml/2006/wordprocessingDrawing" xmlns:w10="urn:schemas-microsoft-com:office:word" xmlns:w="http://schemas.openxmlformats.org/wordprocessingml/2006/main" xmlns:w14="http://schemas.microsoft.com/office/word/2010/wordml" xmlns:w15="http://schemas.microsoft.com/office/word/2012/wordml" xmlns:w16cex="http://schemas.microsoft.com/office/word/2018/wordml/cex" xmlns:w16cid="http://schemas.microsoft.com/office/word/2016/wordml/cid" xmlns:w16="http://schemas.microsoft.com/office/word/2018/wordml" xmlns:w16du="http://schemas.microsoft.com/office/word/2023/wordml/word16du" xmlns:w16sdtdh="http://schemas.microsoft.com/office/word/2020/wordml/sdtdatahash" xmlns:w16sdtfl="http://schemas.microsoft.com/office/word/2024/wordml/sdtformatlock" xmlns:w16se="http://schemas.microsoft.com/office/word/2015/wordml/symex" xmlns:wpg="http://schemas.microsoft.com/office/word/2010/wordprocessingGroup" xmlns:wpi="http://schemas.microsoft.com/office/word/2010/wordprocessingInk" xmlns:wne="http://schemas.microsoft.com/office/word/2006/wordml" xmlns:wps="http://schemas.microsoft.com/office/word/2010/wordprocessingShape" mc:Ignorable="w14 w15 w16se w16cid w16 w16cex w16sdtdh w16sdtfl w16du wp14">
+<w:hdr xmlns:wpc="http://schemas.microsoft.com/office/word/2010/wordprocessingCanvas" xmlns:cx="http://schemas.microsoft.com/office/drawing/2014/chartex" xmlns:cx1="http://schemas.microsoft.com/office/drawing/2015/9/8/chartex" xmlns:cx2="http://schemas.microsoft.com/office/drawing/2015/10/21/chartex" xmlns:cx3="http://schemas.microsoft.com/office/drawing/2016/5/9/chartex" xmlns:cx4="http://schemas.microsoft.com/office/drawing/2016/5/10/chartex" xmlns:cx5="http://schemas.microsoft.com/office/drawing/2016/5/11/chartex" xmlns:cx6="http://schemas.microsoft.com/office/drawing/2016/5/12/chartex" xmlns:cx7="http://schemas.microsoft.com/office/drawing/2016/5/13/chartex" xmlns:cx8="http://schemas.microsoft.com/office/drawing/2016/5/14/chartex" xmlns:mc="http://schemas.openxmlformats.org/markup-compatibility/2006" xmlns:m="http://schemas.openxmlformats.org/officeDocument/2006/math" xmlns:aink="http://schemas.microsoft.com/office/drawing/2016/ink" xmlns:am3d="http://schemas.microsoft.com/office/drawing/2017/model3d" xmlns:oel="http://schemas.microsoft.com/office/2019/extlst" xmlns:r="http://schemas.openxmlformats.org/officeDocument/2006/relationships" xmlns:wp14="http://schemas.microsoft.com/office/word/2010/wordprocessingDrawing" xmlns:wp="http://schemas.openxmlformats.org/drawingml/2006/wordprocessingDrawing" xmlns:wpg="http://schemas.microsoft.com/office/word/2010/wordprocessingGroup" xmlns:wpi="http://schemas.microsoft.com/office/word/2010/wordprocessingInk" xmlns:wps="http://schemas.microsoft.com/office/word/2010/wordprocessingShape" xmlns:o="urn:schemas-microsoft-com:office:office" xmlns:v="urn:schemas-microsoft-com:vml" xmlns:w10="urn:schemas-microsoft-com:office:word" xmlns:w="http://schemas.openxmlformats.org/wordprocessingml/2006/main" xmlns:w14="http://schemas.microsoft.com/office/word/2010/wordml" xmlns:w15="http://schemas.microsoft.com/office/word/2012/wordml" xmlns:w16cex="http://schemas.microsoft.com/office/word/2018/wordml/cex" xmlns:w16cid="http://schemas.microsoft.com/office/word/2016/wordml/cid" xmlns:w16="http://schemas.microsoft.com/office/word/2018/wordml" xmlns:w16sdtdh="http://schemas.microsoft.com/office/word/2020/wordml/sdtdatahash" xmlns:w16sdtfl="http://schemas.microsoft.com/office/word/2024/wordml/sdtformatlock" xmlns:w16se="http://schemas.microsoft.com/office/word/2015/wordml/symex" xmlns:w16du="http://schemas.microsoft.com/office/word/2023/wordml/word16du" xmlns:wne="http://schemas.microsoft.com/office/word/2006/wordml" mc:Ignorable="w14 w15 w16se w16cid w16 w16cex w16sdtdh w16sdtfl w16du wp14">
   <w:p>
     <w:pPr>
       <w:pStyle w:val="Logo"/>
@@ -2913,7 +2893,7 @@
 </file>
 
 <file path=word/numbering.xml><?xml version="1.0" encoding="utf-8"?>
-<w:numbering xmlns:wpc="http://schemas.microsoft.com/office/word/2010/wordprocessingCanvas" xmlns:cx="http://schemas.microsoft.com/office/drawing/2014/chartex" xmlns:cx1="http://schemas.microsoft.com/office/drawing/2015/9/8/chartex" xmlns:cx2="http://schemas.microsoft.com/office/drawing/2015/10/21/chartex" xmlns:cx3="http://schemas.microsoft.com/office/drawing/2016/5/9/chartex" xmlns:cx4="http://schemas.microsoft.com/office/drawing/2016/5/10/chartex" xmlns:cx5="http://schemas.microsoft.com/office/drawing/2016/5/11/chartex" xmlns:cx6="http://schemas.microsoft.com/office/drawing/2016/5/12/chartex" xmlns:cx7="http://schemas.microsoft.com/office/drawing/2016/5/13/chartex" xmlns:cx8="http://schemas.microsoft.com/office/drawing/2016/5/14/chartex" xmlns:mc="http://schemas.openxmlformats.org/markup-compatibility/2006" xmlns:aink="http://schemas.microsoft.com/office/drawing/2016/ink" xmlns:am3d="http://schemas.microsoft.com/office/drawing/2017/model3d" xmlns:o="urn:schemas-microsoft-com:office:office" xmlns:oel="http://schemas.microsoft.com/office/2019/extlst" xmlns:r="http://schemas.openxmlformats.org/officeDocument/2006/relationships" xmlns:m="http://schemas.openxmlformats.org/officeDocument/2006/math" xmlns:v="urn:schemas-microsoft-com:vml" xmlns:wp14="http://schemas.microsoft.com/office/word/2010/wordprocessingDrawing" xmlns:wp="http://schemas.openxmlformats.org/drawingml/2006/wordprocessingDrawing" xmlns:w10="urn:schemas-microsoft-com:office:word" xmlns:w="http://schemas.openxmlformats.org/wordprocessingml/2006/main" xmlns:w14="http://schemas.microsoft.com/office/word/2010/wordml" xmlns:w15="http://schemas.microsoft.com/office/word/2012/wordml" xmlns:w16cex="http://schemas.microsoft.com/office/word/2018/wordml/cex" xmlns:w16cid="http://schemas.microsoft.com/office/word/2016/wordml/cid" xmlns:w16="http://schemas.microsoft.com/office/word/2018/wordml" xmlns:w16du="http://schemas.microsoft.com/office/word/2023/wordml/word16du" xmlns:w16sdtdh="http://schemas.microsoft.com/office/word/2020/wordml/sdtdatahash" xmlns:w16sdtfl="http://schemas.microsoft.com/office/word/2024/wordml/sdtformatlock" xmlns:w16se="http://schemas.microsoft.com/office/word/2015/wordml/symex" xmlns:wpg="http://schemas.microsoft.com/office/word/2010/wordprocessingGroup" xmlns:wpi="http://schemas.microsoft.com/office/word/2010/wordprocessingInk" xmlns:wne="http://schemas.microsoft.com/office/word/2006/wordml" xmlns:wps="http://schemas.microsoft.com/office/word/2010/wordprocessingShape" mc:Ignorable="w14 w15 w16se w16cid w16 w16cex w16sdtdh w16sdtfl w16du wp14">
+<w:numbering xmlns:wpc="http://schemas.microsoft.com/office/word/2010/wordprocessingCanvas" xmlns:cx="http://schemas.microsoft.com/office/drawing/2014/chartex" xmlns:cx1="http://schemas.microsoft.com/office/drawing/2015/9/8/chartex" xmlns:cx2="http://schemas.microsoft.com/office/drawing/2015/10/21/chartex" xmlns:cx3="http://schemas.microsoft.com/office/drawing/2016/5/9/chartex" xmlns:cx4="http://schemas.microsoft.com/office/drawing/2016/5/10/chartex" xmlns:cx5="http://schemas.microsoft.com/office/drawing/2016/5/11/chartex" xmlns:cx6="http://schemas.microsoft.com/office/drawing/2016/5/12/chartex" xmlns:cx7="http://schemas.microsoft.com/office/drawing/2016/5/13/chartex" xmlns:cx8="http://schemas.microsoft.com/office/drawing/2016/5/14/chartex" xmlns:mc="http://schemas.openxmlformats.org/markup-compatibility/2006" xmlns:m="http://schemas.openxmlformats.org/officeDocument/2006/math" xmlns:aink="http://schemas.microsoft.com/office/drawing/2016/ink" xmlns:am3d="http://schemas.microsoft.com/office/drawing/2017/model3d" xmlns:oel="http://schemas.microsoft.com/office/2019/extlst" xmlns:r="http://schemas.openxmlformats.org/officeDocument/2006/relationships" xmlns:wp14="http://schemas.microsoft.com/office/word/2010/wordprocessingDrawing" xmlns:wp="http://schemas.openxmlformats.org/drawingml/2006/wordprocessingDrawing" xmlns:wpg="http://schemas.microsoft.com/office/word/2010/wordprocessingGroup" xmlns:wpi="http://schemas.microsoft.com/office/word/2010/wordprocessingInk" xmlns:wps="http://schemas.microsoft.com/office/word/2010/wordprocessingShape" xmlns:o="urn:schemas-microsoft-com:office:office" xmlns:v="urn:schemas-microsoft-com:vml" xmlns:w10="urn:schemas-microsoft-com:office:word" xmlns:w="http://schemas.openxmlformats.org/wordprocessingml/2006/main" xmlns:w14="http://schemas.microsoft.com/office/word/2010/wordml" xmlns:w15="http://schemas.microsoft.com/office/word/2012/wordml" xmlns:w16cex="http://schemas.microsoft.com/office/word/2018/wordml/cex" xmlns:w16cid="http://schemas.microsoft.com/office/word/2016/wordml/cid" xmlns:w16="http://schemas.microsoft.com/office/word/2018/wordml" xmlns:w16sdtdh="http://schemas.microsoft.com/office/word/2020/wordml/sdtdatahash" xmlns:w16sdtfl="http://schemas.microsoft.com/office/word/2024/wordml/sdtformatlock" xmlns:w16se="http://schemas.microsoft.com/office/word/2015/wordml/symex" xmlns:w16du="http://schemas.microsoft.com/office/word/2023/wordml/word16du" xmlns:wne="http://schemas.microsoft.com/office/word/2006/wordml" mc:Ignorable="w14 w15 w16se w16cid w16 w16cex w16sdtdh w16sdtfl w16du wp14">
   <w:abstractNum w:abstractNumId="0" w15:restartNumberingAfterBreak="0">
     <w:nsid w:val="01F7215A"/>
     <w:multiLevelType w:val="multilevel"/>
@@ -10589,7 +10569,7 @@
 </file>
 
 <file path=word/styles.xml><?xml version="1.0" encoding="utf-8"?>
-<w:styles xmlns:mc="http://schemas.openxmlformats.org/markup-compatibility/2006" xmlns:r="http://schemas.openxmlformats.org/officeDocument/2006/relationships" xmlns:w="http://schemas.openxmlformats.org/wordprocessingml/2006/main" xmlns:w14="http://schemas.microsoft.com/office/word/2010/wordml" xmlns:w15="http://schemas.microsoft.com/office/word/2012/wordml" xmlns:w16cex="http://schemas.microsoft.com/office/word/2018/wordml/cex" xmlns:w16cid="http://schemas.microsoft.com/office/word/2016/wordml/cid" xmlns:w16="http://schemas.microsoft.com/office/word/2018/wordml" xmlns:w16du="http://schemas.microsoft.com/office/word/2023/wordml/word16du" xmlns:w16sdtdh="http://schemas.microsoft.com/office/word/2020/wordml/sdtdatahash" xmlns:w16sdtfl="http://schemas.microsoft.com/office/word/2024/wordml/sdtformatlock" xmlns:w16se="http://schemas.microsoft.com/office/word/2015/wordml/symex" mc:Ignorable="w14 w15 w16se w16cid w16 w16cex w16sdtdh w16sdtfl w16du">
+<w:styles xmlns:mc="http://schemas.openxmlformats.org/markup-compatibility/2006" xmlns:r="http://schemas.openxmlformats.org/officeDocument/2006/relationships" xmlns:w="http://schemas.openxmlformats.org/wordprocessingml/2006/main" xmlns:w14="http://schemas.microsoft.com/office/word/2010/wordml" xmlns:w15="http://schemas.microsoft.com/office/word/2012/wordml" xmlns:w16cex="http://schemas.microsoft.com/office/word/2018/wordml/cex" xmlns:w16cid="http://schemas.microsoft.com/office/word/2016/wordml/cid" xmlns:w16="http://schemas.microsoft.com/office/word/2018/wordml" xmlns:w16sdtdh="http://schemas.microsoft.com/office/word/2020/wordml/sdtdatahash" xmlns:w16sdtfl="http://schemas.microsoft.com/office/word/2024/wordml/sdtformatlock" xmlns:w16se="http://schemas.microsoft.com/office/word/2015/wordml/symex" xmlns:w16du="http://schemas.microsoft.com/office/word/2023/wordml/word16du" mc:Ignorable="w14 w15 w16se w16cid w16 w16cex w16sdtdh w16sdtfl w16du">
   <w:docDefaults>
     <w:rPrDefault>
       <w:rPr>
@@ -11118,6 +11098,7 @@
   <w:style w:type="character" w:default="1" w:styleId="DefaultParagraphFont">
     <w:name w:val="Default Paragraph Font"/>
     <w:uiPriority w:val="1"/>
+    <w:semiHidden/>
     <w:unhideWhenUsed/>
   </w:style>
   <w:style w:type="table" w:default="1" w:styleId="TableNormal">
@@ -13435,28 +13416,28 @@
 </file>
 
 <file path=customXml/item1.xml><?xml version="1.0" encoding="utf-8"?>
+<b:Sources xmlns:b="http://schemas.openxmlformats.org/officeDocument/2006/bibliography" xmlns="http://schemas.openxmlformats.org/officeDocument/2006/bibliography" SelectedStyle="/APASixthEditionOfficeOnline.xsl" StyleName="APA" Version="6"/>
+</file>
+
+<file path=customXml/item2.xml><?xml version="1.0" encoding="utf-8"?>
 <go:gDocsCustomXmlDataStorage xmlns:go="http://customooxmlschemas.google.com/" xmlns:r="http://schemas.openxmlformats.org/officeDocument/2006/relationships" uri="GoogleDocsCustomDataVersion2">
   <go:docsCustomData xmlns:go="http://customooxmlschemas.google.com/" roundtripDataSignature="AMtx7mjNM190Tgsv8Hr7tOEtkBC9xrTWYw==">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</go:docsCustomData>
 </go:gDocsCustomXmlDataStorage>
 </file>
 
-<file path=customXml/item2.xml><?xml version="1.0" encoding="utf-8"?>
-<b:Sources xmlns:b="http://schemas.openxmlformats.org/officeDocument/2006/bibliography" xmlns="http://schemas.openxmlformats.org/officeDocument/2006/bibliography" SelectedStyle="/APASixthEditionOfficeOnline.xsl" StyleName="APA" Version="6"/>
+<file path=customXml/itemProps1.xml><?xml version="1.0" encoding="utf-8"?>
+<ds:datastoreItem xmlns:ds="http://schemas.openxmlformats.org/officeDocument/2006/customXml" ds:itemID="{1BF72D80-5CC7-EB46-A118-175E8DAC0E96}">
+  <ds:schemaRefs>
+    <ds:schemaRef ds:uri="http://schemas.openxmlformats.org/officeDocument/2006/bibliography"/>
+  </ds:schemaRefs>
+</ds:datastoreItem>
 </file>
 
-<file path=customXml/itemProps1.xml><?xml version="1.0" encoding="utf-8"?>
+<file path=customXml/itemProps2.xml><?xml version="1.0" encoding="utf-8"?>
 <ds:datastoreItem xmlns:ds="http://schemas.openxmlformats.org/officeDocument/2006/customXml" ds:itemID="{11111111-1234-1234-1234-123412341234}">
   <ds:schemaRefs>
     <ds:schemaRef ds:uri="http://customooxmlschemas.google.com/"/>
     <ds:schemaRef ds:uri="http://schemas.openxmlformats.org/officeDocument/2006/relationships"/>
   </ds:schemaRefs>
 </ds:datastoreItem>
-</file>
-
-<file path=customXml/itemProps2.xml><?xml version="1.0" encoding="utf-8"?>
-<ds:datastoreItem xmlns:ds="http://schemas.openxmlformats.org/officeDocument/2006/customXml" ds:itemID="{1BF72D80-5CC7-EB46-A118-175E8DAC0E96}">
-  <ds:schemaRefs>
-    <ds:schemaRef ds:uri="http://schemas.openxmlformats.org/officeDocument/2006/bibliography"/>
-  </ds:schemaRefs>
-</ds:datastoreItem>
 </file>